--- a/public/templates/mou.docx
+++ b/public/templates/mou.docx
@@ -135,7 +135,7 @@
           <w:b/>
           <w:szCs w:val="20"/>
         </w:rPr>
-        <w:t xml:space="preserve">Smt. RAGHUMUDRI SHANTHA KUMARI </w:t>
+        <w:t xml:space="preserve">Smt. {landlord1.fullName}</w:t>
       </w:r>
       <w:r>
         <w:rPr>
@@ -143,7 +143,7 @@
           <w:bCs/>
           <w:szCs w:val="20"/>
         </w:rPr>
-        <w:t xml:space="preserve">alias </w:t>
+        <w:t xml:space="preserve"/>
       </w:r>
       <w:r>
         <w:rPr>
@@ -151,7 +151,7 @@
           <w:b/>
           <w:szCs w:val="20"/>
         </w:rPr>
-        <w:t xml:space="preserve">RAGHUMUDRI SANTHI HARI </w:t>
+        <w:t xml:space="preserve"> </w:t>
       </w:r>
       <w:r>
         <w:rPr>
@@ -160,7 +160,7 @@
           <w:bCs/>
           <w:szCs w:val="20"/>
         </w:rPr>
-        <w:t>W/o.</w:t>
+        <w:t xml:space="preserve">W/o.</w:t>
       </w:r>
       <w:r>
         <w:rPr>
@@ -177,7 +177,7 @@
           <w:bCs/>
           <w:szCs w:val="20"/>
         </w:rPr>
-        <w:t>Late</w:t>
+        <w:t xml:space="preserve">Late</w:t>
       </w:r>
       <w:r>
         <w:rPr>
@@ -202,7 +202,7 @@
           <w:b/>
           <w:szCs w:val="20"/>
         </w:rPr>
-        <w:t>,</w:t>
+        <w:t xml:space="preserve">,</w:t>
       </w:r>
       <w:r>
         <w:rPr>
@@ -216,7 +216,7 @@
           <w:rFonts w:ascii="Cambria" w:hAnsi="Cambria"/>
           <w:szCs w:val="20"/>
         </w:rPr>
-        <w:t>House Wife</w:t>
+        <w:t xml:space="preserve">House Wife</w:t>
       </w:r>
       <w:r>
         <w:rPr>
@@ -232,7 +232,7 @@
           <w:bCs/>
           <w:szCs w:val="20"/>
         </w:rPr>
-        <w:t>(PAN: B</w:t>
+        <w:t xml:space="preserve">(PAN: {landlord1.pan}</w:t>
       </w:r>
       <w:r>
         <w:rPr>
@@ -241,7 +241,7 @@
           <w:bCs/>
           <w:szCs w:val="20"/>
         </w:rPr>
-        <w:t xml:space="preserve">TCPR5766E, AADHAAR NO: </w:t>
+        <w:t xml:space="preserve">, AADHAAR NO: </w:t>
       </w:r>
       <w:r>
         <w:rPr>
@@ -259,7 +259,7 @@
           <w:bCs/>
           <w:szCs w:val="20"/>
         </w:rPr>
-        <w:t>XXXX</w:t>
+        <w:t xml:space="preserve">XXXX</w:t>
       </w:r>
       <w:r>
         <w:rPr>
@@ -315,7 +315,7 @@
           <w:bCs/>
           <w:szCs w:val="20"/>
         </w:rPr>
-        <w:t>S/o. Late RAGHUMUDRI SRIHARI,</w:t>
+        <w:t xml:space="preserve">S/o. Late RAGHUMUDRI SRIHARI,</w:t>
       </w:r>
       <w:r>
         <w:rPr>
@@ -339,7 +339,7 @@
           <w:bCs/>
           <w:szCs w:val="20"/>
         </w:rPr>
-        <w:t>(PAN: C</w:t>
+        <w:t xml:space="preserve">(PAN: {landlord2.pan}</w:t>
       </w:r>
       <w:r>
         <w:rPr>
@@ -348,7 +348,7 @@
           <w:bCs/>
           <w:szCs w:val="20"/>
         </w:rPr>
-        <w:t xml:space="preserve">GEPR0336J, AADHAAR NO: XXXX </w:t>
+        <w:t xml:space="preserve">, AADHAAR NO: {landlord2.aadhaar}</w:t>
       </w:r>
       <w:r>
         <w:rPr>
@@ -357,7 +357,7 @@
           <w:bCs/>
           <w:szCs w:val="20"/>
         </w:rPr>
-        <w:t>XXXX</w:t>
+        <w:t xml:space="preserve"/>
       </w:r>
       <w:r>
         <w:rPr>
@@ -366,7 +366,7 @@
           <w:bCs/>
           <w:szCs w:val="20"/>
         </w:rPr>
-        <w:t xml:space="preserve"> 4371)</w:t>
+        <w:t xml:space="preserve">)</w:t>
       </w:r>
     </w:p>
     <w:p>
@@ -411,7 +411,7 @@
           <w:bCs/>
           <w:szCs w:val="20"/>
         </w:rPr>
-        <w:t>S/o. Late RAGHUMUDRI SRIHARI,</w:t>
+        <w:t xml:space="preserve">S/o. Late RAGHUMUDRI SRIHARI,</w:t>
       </w:r>
       <w:r>
         <w:rPr>
@@ -435,7 +435,7 @@
           <w:bCs/>
           <w:szCs w:val="20"/>
         </w:rPr>
-        <w:t>(PAN: C</w:t>
+        <w:t xml:space="preserve">(PAN: {landlord3.pan}</w:t>
       </w:r>
       <w:r>
         <w:rPr>
@@ -444,7 +444,7 @@
           <w:bCs/>
           <w:szCs w:val="20"/>
         </w:rPr>
-        <w:t xml:space="preserve">GEPR0334L, AADHAAR NO: XXXX </w:t>
+        <w:t xml:space="preserve">, AADHAAR NO: {landlord3.aadhaar}</w:t>
       </w:r>
       <w:r>
         <w:rPr>
@@ -453,7 +453,7 @@
           <w:bCs/>
           <w:szCs w:val="20"/>
         </w:rPr>
-        <w:t>XXXX</w:t>
+        <w:t xml:space="preserve"/>
       </w:r>
       <w:r>
         <w:rPr>
@@ -462,7 +462,7 @@
           <w:bCs/>
           <w:szCs w:val="20"/>
         </w:rPr>
-        <w:t xml:space="preserve"> 3325)</w:t>
+        <w:t xml:space="preserve">)</w:t>
       </w:r>
     </w:p>
     <w:p>
@@ -598,7 +598,7 @@
           <w:sz w:val="26"/>
           <w:szCs w:val="26"/>
         </w:rPr>
-        <w:t>Sri</w:t>
+        <w:t xml:space="preserve">Sri</w:t>
       </w:r>
       <w:r>
         <w:rPr>
@@ -616,16 +616,16 @@
           <w:sz w:val="26"/>
           <w:szCs w:val="26"/>
         </w:rPr>
-        <w:t>{applicant.fullName} S</w:t>
-      </w:r>
-      <w:r>
-        <w:rPr>
-          <w:rFonts w:ascii="Cambria" w:hAnsi="Cambria"/>
-          <w:b/>
-          <w:sz w:val="26"/>
-          <w:szCs w:val="26"/>
-        </w:rPr>
-        <w:t>/o. Sri.</w:t>
+        <w:t xml:space="preserve">{applicant.fullName} S</w:t>
+      </w:r>
+      <w:r>
+        <w:rPr>
+          <w:rFonts w:ascii="Cambria" w:hAnsi="Cambria"/>
+          <w:b/>
+          <w:sz w:val="26"/>
+          <w:szCs w:val="26"/>
+        </w:rPr>
+        <w:t xml:space="preserve">/o. Sri.</w:t>
       </w:r>
       <w:r>
         <w:rPr>
@@ -659,7 +659,7 @@
           <w:sz w:val="26"/>
           <w:szCs w:val="26"/>
         </w:rPr>
-        <w:t>31</w:t>
+        <w:t xml:space="preserve">31</w:t>
       </w:r>
       <w:r>
         <w:rPr>
@@ -684,43 +684,43 @@
           <w:sz w:val="26"/>
           <w:szCs w:val="26"/>
         </w:rPr>
-        <w:t>(AADHAAR:</w:t>
-      </w:r>
-      <w:r>
-        <w:rPr>
-          <w:rFonts w:ascii="Cambria" w:hAnsi="Cambria"/>
-          <w:b/>
-          <w:sz w:val="26"/>
-          <w:szCs w:val="26"/>
-        </w:rPr>
-        <w:t xml:space="preserve"> XXXX </w:t>
-      </w:r>
-      <w:r>
-        <w:rPr>
-          <w:rFonts w:ascii="Cambria" w:hAnsi="Cambria"/>
-          <w:b/>
-          <w:sz w:val="26"/>
-          <w:szCs w:val="26"/>
-        </w:rPr>
-        <w:t>XXXX</w:t>
-      </w:r>
-      <w:r>
-        <w:rPr>
-          <w:rFonts w:ascii="Cambria" w:hAnsi="Cambria"/>
-          <w:b/>
-          <w:sz w:val="26"/>
-          <w:szCs w:val="26"/>
-        </w:rPr>
-        <w:t xml:space="preserve"> </w:t>
-      </w:r>
-      <w:r>
-        <w:rPr>
-          <w:rFonts w:ascii="Cambria" w:hAnsi="Cambria"/>
-          <w:b/>
-          <w:sz w:val="26"/>
-          <w:szCs w:val="26"/>
-        </w:rPr>
-        <w:t>1076, PAN: {applicant.pan}.</w:t>
+        <w:t xml:space="preserve">(AADHAAR:</w:t>
+      </w:r>
+      <w:r>
+        <w:rPr>
+          <w:rFonts w:ascii="Cambria" w:hAnsi="Cambria"/>
+          <w:b/>
+          <w:sz w:val="26"/>
+          <w:szCs w:val="26"/>
+        </w:rPr>
+        <w:t xml:space="preserve"> {applicant.aadhaar}</w:t>
+      </w:r>
+      <w:r>
+        <w:rPr>
+          <w:rFonts w:ascii="Cambria" w:hAnsi="Cambria"/>
+          <w:b/>
+          <w:sz w:val="26"/>
+          <w:szCs w:val="26"/>
+        </w:rPr>
+        <w:t xml:space="preserve"/>
+      </w:r>
+      <w:r>
+        <w:rPr>
+          <w:rFonts w:ascii="Cambria" w:hAnsi="Cambria"/>
+          <w:b/>
+          <w:sz w:val="26"/>
+          <w:szCs w:val="26"/>
+        </w:rPr>
+        <w:t xml:space="preserve"/>
+      </w:r>
+      <w:r>
+        <w:rPr>
+          <w:rFonts w:ascii="Cambria" w:hAnsi="Cambria"/>
+          <w:b/>
+          <w:sz w:val="26"/>
+          <w:szCs w:val="26"/>
+        </w:rPr>
+        <w:t xml:space="preserve">, PAN: {applicant.pan}.</w:t>
       </w:r>
     </w:p>
     <w:p>
@@ -1183,7 +1183,7 @@
           <w:sz w:val="26"/>
           <w:szCs w:val="26"/>
         </w:rPr>
-        <w:t>All that the “</w:t>
+        <w:t xml:space="preserve">All that the “</w:t>
       </w:r>
       <w:r>
         <w:rPr>
@@ -1209,16 +1209,16 @@
           <w:sz w:val="26"/>
           <w:szCs w:val="26"/>
         </w:rPr>
-        <w:t>{p.floor} Floor</w:t>
-      </w:r>
-      <w:r>
-        <w:rPr>
-          <w:rFonts w:ascii="Cambria" w:hAnsi="Cambria"/>
-          <w:b/>
-          <w:sz w:val="26"/>
-          <w:szCs w:val="26"/>
-        </w:rPr>
-        <w:t>,</w:t>
+        <w:t xml:space="preserve">{p.floor} Floor</w:t>
+      </w:r>
+      <w:r>
+        <w:rPr>
+          <w:rFonts w:ascii="Cambria" w:hAnsi="Cambria"/>
+          <w:b/>
+          <w:sz w:val="26"/>
+          <w:szCs w:val="26"/>
+        </w:rPr>
+        <w:t xml:space="preserve">,</w:t>
       </w:r>
       <w:r>
         <w:rPr>
@@ -1235,7 +1235,7 @@
           <w:sz w:val="26"/>
           <w:szCs w:val="26"/>
         </w:rPr>
-        <w:t>“{venture.projectName}”</w:t>
+        <w:t xml:space="preserve">“{venture.projectName}”</w:t>
       </w:r>
       <w:r>
         <w:rPr>
@@ -1252,25 +1252,25 @@
           <w:sz w:val="26"/>
           <w:szCs w:val="26"/>
         </w:rPr>
-        <w:t xml:space="preserve">1600 </w:t>
-      </w:r>
-      <w:r>
-        <w:rPr>
-          <w:rFonts w:ascii="Cambria" w:hAnsi="Cambria"/>
-          <w:b/>
-          <w:sz w:val="26"/>
-          <w:szCs w:val="26"/>
-        </w:rPr>
-        <w:t>Sq.Feet</w:t>
-      </w:r>
-      <w:r>
-        <w:rPr>
-          <w:rFonts w:ascii="Cambria" w:hAnsi="Cambria"/>
-          <w:b/>
-          <w:sz w:val="26"/>
-          <w:szCs w:val="26"/>
-        </w:rPr>
-        <w:t>,</w:t>
+        <w:t xml:space="preserve">{p.plinthArea} Sq.Feet</w:t>
+      </w:r>
+      <w:r>
+        <w:rPr>
+          <w:rFonts w:ascii="Cambria" w:hAnsi="Cambria"/>
+          <w:b/>
+          <w:sz w:val="26"/>
+          <w:szCs w:val="26"/>
+        </w:rPr>
+        <w:t xml:space="preserve"/>
+      </w:r>
+      <w:r>
+        <w:rPr>
+          <w:rFonts w:ascii="Cambria" w:hAnsi="Cambria"/>
+          <w:b/>
+          <w:sz w:val="26"/>
+          <w:szCs w:val="26"/>
+        </w:rPr>
+        <w:t xml:space="preserve">,</w:t>
       </w:r>
       <w:r>
         <w:rPr>
@@ -1287,16 +1287,16 @@
           <w:sz w:val="26"/>
           <w:szCs w:val="26"/>
         </w:rPr>
-        <w:t xml:space="preserve">80 </w:t>
-      </w:r>
-      <w:r>
-        <w:rPr>
-          <w:rFonts w:ascii="Cambria" w:hAnsi="Cambria"/>
-          <w:b/>
-          <w:sz w:val="26"/>
-          <w:szCs w:val="26"/>
-        </w:rPr>
-        <w:t>Sq.Feet</w:t>
+        <w:t xml:space="preserve">{p.carParkingArea} Sq.Feet</w:t>
+      </w:r>
+      <w:r>
+        <w:rPr>
+          <w:rFonts w:ascii="Cambria" w:hAnsi="Cambria"/>
+          <w:b/>
+          <w:sz w:val="26"/>
+          <w:szCs w:val="26"/>
+        </w:rPr>
+        <w:t xml:space="preserve"/>
       </w:r>
       <w:r>
         <w:rPr>
@@ -1322,7 +1322,7 @@
           <w:sz w:val="26"/>
           <w:szCs w:val="26"/>
         </w:rPr>
-        <w:t>{p.undividedShare} Sq.Yards</w:t>
+        <w:t xml:space="preserve">{p.undividedShare} Sq.Yards</w:t>
       </w:r>
       <w:r>
         <w:rPr>
@@ -1352,7 +1352,7 @@
           <w:szCs w:val="26"/>
           <w:lang w:eastAsia="en-IN"/>
         </w:rPr>
-        <w:t>Sq.yards</w:t>
+        <w:t xml:space="preserve">Sq.yards</w:t>
       </w:r>
       <w:r>
         <w:rPr>
@@ -1363,7 +1363,7 @@
           <w:szCs w:val="26"/>
           <w:lang w:eastAsia="en-IN"/>
         </w:rPr>
-        <w:t>)</w:t>
+        <w:t xml:space="preserve">)</w:t>
       </w:r>
       <w:r>
         <w:rPr>
@@ -1401,15 +1401,15 @@
           <w:sz w:val="26"/>
           <w:szCs w:val="26"/>
         </w:rPr>
-        <w:t>Land</w:t>
-      </w:r>
-      <w:r>
-        <w:rPr>
-          <w:rFonts w:ascii="Cambria" w:hAnsi="Cambria"/>
-          <w:sz w:val="26"/>
-          <w:szCs w:val="26"/>
-        </w:rPr>
-        <w:t>,</w:t>
+        <w:t xml:space="preserve">Land</w:t>
+      </w:r>
+      <w:r>
+        <w:rPr>
+          <w:rFonts w:ascii="Cambria" w:hAnsi="Cambria"/>
+          <w:sz w:val="26"/>
+          <w:szCs w:val="26"/>
+        </w:rPr>
+        <w:t xml:space="preserve">,</w:t>
       </w:r>
       <w:r>
         <w:rPr>
@@ -1419,7 +1419,7 @@
           <w:szCs w:val="26"/>
           <w:lang w:eastAsia="en-IN"/>
         </w:rPr>
-        <w:t>in</w:t>
+        <w:t xml:space="preserve">in</w:t>
       </w:r>
       <w:r>
         <w:rPr>
@@ -1441,7 +1441,7 @@
           <w:szCs w:val="26"/>
           <w:lang w:eastAsia="en-IN"/>
         </w:rPr>
-        <w:t>Survey Nos.{venture.surveyNos}</w:t>
+        <w:t xml:space="preserve">Survey Nos.{venture.surveyNos}</w:t>
       </w:r>
       <w:r>
         <w:rPr>
@@ -1463,7 +1463,7 @@
           <w:szCs w:val="26"/>
           <w:lang w:eastAsia="en-IN"/>
         </w:rPr>
-        <w:t>{venture.village} VILLAGE &amp; Mandal</w:t>
+        <w:t xml:space="preserve">{venture.village} VILLAGE &amp; Mandal</w:t>
       </w:r>
       <w:r>
         <w:rPr>
@@ -1473,7 +1473,7 @@
           <w:szCs w:val="26"/>
           <w:lang w:eastAsia="en-IN"/>
         </w:rPr>
-        <w:t xml:space="preserve">, Under GHMC </w:t>
+        <w:t xml:space="preserve">, Under {venture.circle}</w:t>
       </w:r>
       <w:r>
         <w:rPr>
@@ -1483,7 +1483,7 @@
           <w:szCs w:val="26"/>
           <w:lang w:eastAsia="en-IN"/>
         </w:rPr>
-        <w:t>Nizampet</w:t>
+        <w:t xml:space="preserve"/>
       </w:r>
       <w:r>
         <w:rPr>
@@ -1503,7 +1503,7 @@
           <w:szCs w:val="26"/>
           <w:lang w:eastAsia="en-IN"/>
         </w:rPr>
-        <w:t>{venture.district}</w:t>
+        <w:t xml:space="preserve">{venture.district}</w:t>
       </w:r>
       <w:r>
         <w:rPr>
@@ -1522,15 +1522,15 @@
           <w:sz w:val="26"/>
           <w:szCs w:val="26"/>
         </w:rPr>
-        <w:t>”</w:t>
-      </w:r>
-      <w:r>
-        <w:rPr>
-          <w:rFonts w:ascii="Cambria" w:hAnsi="Cambria"/>
-          <w:sz w:val="26"/>
-          <w:szCs w:val="26"/>
-        </w:rPr>
-        <w:t>, and bounded as follows:-</w:t>
+        <w:t xml:space="preserve">”</w:t>
+      </w:r>
+      <w:r>
+        <w:rPr>
+          <w:rFonts w:ascii="Cambria" w:hAnsi="Cambria"/>
+          <w:sz w:val="26"/>
+          <w:szCs w:val="26"/>
+        </w:rPr>
+        <w:t xml:space="preserve">, and bounded as follows:-</w:t>
       </w:r>
     </w:p>
     <w:p>
